--- a/downloads/student/Unit 02/Handout 02.18 - Return Math.docx
+++ b/downloads/student/Unit 02/Handout 02.18 - Return Math.docx
@@ -150,28 +150,46 @@
       <w:r>
         <w:t xml:space="preserve">A merchant started with AQ25,000 and has AQ23,000 now.</w:t>
       </w:r>
-      <w:r>
-        <w:t xml:space="preserve"> </w:t>
-      </w:r>
-      <w:r>
-        <w:t xml:space="preserve">- Ending minus starting: 23,000 minus 25,000 = minus 2,000</w:t>
-      </w:r>
-      <w:r>
-        <w:t xml:space="preserve"> </w:t>
-      </w:r>
-      <w:r>
-        <w:t xml:space="preserve">- Divided by starting: minus 2,000 divided by 25,000 = minus 0.08</w:t>
-      </w:r>
-      <w:r>
-        <w:t xml:space="preserve"> </w:t>
-      </w:r>
-      <w:r>
-        <w:t xml:space="preserve">- Times 100: minus 8 percent</w:t>
-      </w:r>
-    </w:p>
-    <w:p>
-      <w:pPr>
-        <w:pStyle w:val="BodyText"/>
+    </w:p>
+    <w:p>
+      <w:pPr>
+        <w:numPr>
+          <w:ilvl w:val="0"/>
+          <w:numId w:val="1001"/>
+        </w:numPr>
+        <w:pStyle w:val="Compact"/>
+      </w:pPr>
+      <w:r>
+        <w:t xml:space="preserve">Ending minus starting: 23,000 minus 25,000 = minus 2,000</w:t>
+      </w:r>
+    </w:p>
+    <w:p>
+      <w:pPr>
+        <w:numPr>
+          <w:ilvl w:val="0"/>
+          <w:numId w:val="1001"/>
+        </w:numPr>
+        <w:pStyle w:val="Compact"/>
+      </w:pPr>
+      <w:r>
+        <w:t xml:space="preserve">Divided by starting: minus 2,000 divided by 25,000 = minus 0.08</w:t>
+      </w:r>
+    </w:p>
+    <w:p>
+      <w:pPr>
+        <w:numPr>
+          <w:ilvl w:val="0"/>
+          <w:numId w:val="1001"/>
+        </w:numPr>
+        <w:pStyle w:val="Compact"/>
+      </w:pPr>
+      <w:r>
+        <w:t xml:space="preserve">Times 100: minus 8 percent</w:t>
+      </w:r>
+    </w:p>
+    <w:p>
+      <w:pPr>
+        <w:pStyle w:val="FirstParagraph"/>
       </w:pPr>
       <w:r>
         <w:t xml:space="preserve">The merchant’s return is minus 8 percent.</w:t>
@@ -763,162 +781,12 @@
       <w:pPr>
         <w:numPr>
           <w:ilvl w:val="0"/>
-          <w:numId w:val="1001"/>
-        </w:numPr>
-        <w:pStyle w:val="Compact"/>
-      </w:pPr>
-      <w:r>
-        <w:t xml:space="preserve">The trick question. Sparkstone was AQ57.80 at the peak and AQ31.20 at the bottom of the crisis.</w:t>
-      </w:r>
-    </w:p>
-    <w:p>
-      <w:pPr>
-        <w:numPr>
-          <w:ilvl w:val="0"/>
           <w:numId w:val="1002"/>
         </w:numPr>
         <w:pStyle w:val="Compact"/>
       </w:pPr>
       <w:r>
-        <w:t xml:space="preserve">The drop, as a percent of the peak: (31.20 minus 57.80) divided by 57.80, times 100 = ______ percent</w:t>
-      </w:r>
-    </w:p>
-    <w:p>
-      <w:pPr>
-        <w:numPr>
-          <w:ilvl w:val="0"/>
-          <w:numId w:val="1002"/>
-        </w:numPr>
-        <w:pStyle w:val="Compact"/>
-      </w:pPr>
-      <w:r>
-        <w:t xml:space="preserve">The climb back, as a percent of the bottom: (57.80 minus 31.20) divided by 31.20, times 100 = ______ percent</w:t>
-      </w:r>
-    </w:p>
-    <w:p>
-      <w:pPr>
-        <w:numPr>
-          <w:ilvl w:val="0"/>
-          <w:numId w:val="1002"/>
-        </w:numPr>
-        <w:pStyle w:val="Compact"/>
-      </w:pPr>
-      <w:r>
-        <w:t xml:space="preserve">Why are the two percents different when the AQ change (26.60) is the same both ways?</w:t>
-      </w:r>
-    </w:p>
-    <w:p>
-      <w:r>
-        <w:br w:type="page"/>
-      </w:r>
-    </w:p>
-    <w:p>
-      <w:pPr>
-        <w:pStyle w:val="Heading2"/>
-      </w:pPr>
-      <w:bookmarkStart w:id="23" w:name="X80984e1f6f8419bec194802f6ca4c80afcfd98e"/>
-      <w:r>
-        <w:t xml:space="preserve">Part B: My own return (alone, from your own screen or ledger)</w:t>
-      </w:r>
-      <w:bookmarkEnd w:id="23"/>
-    </w:p>
-    <w:p>
-      <w:pPr>
-        <w:pStyle w:val="FirstParagraph"/>
-      </w:pPr>
-      <w:r>
-        <w:t xml:space="preserve">My starting value: AQ 25,000</w:t>
-      </w:r>
-    </w:p>
-    <w:p>
-      <w:pPr>
-        <w:pStyle w:val="BodyText"/>
-      </w:pPr>
-      <w:r>
-        <w:t xml:space="preserve">My total fortune right now: AQ __________</w:t>
-      </w:r>
-    </w:p>
-    <w:p>
-      <w:pPr>
-        <w:pStyle w:val="BodyText"/>
-      </w:pPr>
-      <w:r>
-        <w:t xml:space="preserve">Ending minus starting: __________</w:t>
-      </w:r>
-    </w:p>
-    <w:p>
-      <w:pPr>
-        <w:pStyle w:val="BodyText"/>
-      </w:pPr>
-      <w:r>
-        <w:t xml:space="preserve">Divided by starting: __________</w:t>
-      </w:r>
-    </w:p>
-    <w:p>
-      <w:pPr>
-        <w:pStyle w:val="BodyText"/>
-      </w:pPr>
-      <w:r>
-        <w:t xml:space="preserve">Times 100: my percent return so far is __________ percent (circle: gain / loss)</w:t>
-      </w:r>
-    </w:p>
-    <w:p>
-      <w:pPr>
-        <w:pStyle w:val="BodyText"/>
-      </w:pPr>
-      <w:r>
-        <w:t xml:space="preserve">Check it on the calculator: __________ Same? yes / no</w:t>
-      </w:r>
-    </w:p>
-    <w:p>
-      <w:pPr>
-        <w:pStyle w:val="BodyText"/>
-      </w:pPr>
-      <w:r>
-        <w:rPr>
-          <w:b/>
-        </w:rPr>
-        <w:t xml:space="preserve">The venture that hurt me most across the crisis.</w:t>
-      </w:r>
-      <w:r>
-        <w:t xml:space="preserve"> </w:t>
-      </w:r>
-      <w:r>
-        <w:t xml:space="preserve">From your ledger or the price history: the price on Day 5 (before the crisis) and the price on Day 7 (the bottom).</w:t>
-      </w:r>
-    </w:p>
-    <w:p>
-      <w:pPr>
-        <w:pStyle w:val="BodyText"/>
-      </w:pPr>
-      <w:r>
-        <w:t xml:space="preserve">Ticker: ______ Day 5 price: AQ ______ Day 7 price: AQ ______</w:t>
-      </w:r>
-    </w:p>
-    <w:p>
-      <w:pPr>
-        <w:pStyle w:val="BodyText"/>
-      </w:pPr>
-      <w:r>
-        <w:t xml:space="preserve">(Day 7 minus Day 5) divided by Day 5, times 100 = ______ percent</w:t>
-      </w:r>
-    </w:p>
-    <w:p>
-      <w:pPr>
-        <w:pStyle w:val="Heading2"/>
-      </w:pPr>
-      <w:bookmarkStart w:id="24" w:name="X437b9be5bdb2bb1b03459abb37c4237c1732ae6"/>
-      <w:r>
-        <w:t xml:space="preserve">Part C: A safe portfolio and a risky portfolio over the same eight days (pairs)</w:t>
-      </w:r>
-      <w:bookmarkEnd w:id="24"/>
-    </w:p>
-    <w:p>
-      <w:pPr>
-        <w:pStyle w:val="FirstParagraph"/>
-      </w:pPr>
-      <w:r>
-        <w:t xml:space="preserve">Three merchants bought on Day 1 and never traded again. The values below are their total fortune on three days: the peak (Day 5, right before the crisis), the bottom (Day 7), and today (Day 8, recovery). These are example prices; your class’s live prices will differ.</w:t>
+        <w:t xml:space="preserve">The trick question. Sparkstone was AQ57.80 at the peak and AQ31.20 at the bottom of the crisis.</w:t>
       </w:r>
     </w:p>
     <w:p>
@@ -930,16 +798,7 @@
         <w:pStyle w:val="Compact"/>
       </w:pPr>
       <w:r>
-        <w:rPr>
-          <w:b/>
-        </w:rPr>
-        <w:t xml:space="preserve">Safe:</w:t>
-      </w:r>
-      <w:r>
-        <w:t xml:space="preserve"> </w:t>
-      </w:r>
-      <w:r>
-        <w:t xml:space="preserve">all AQ25,000 in the Honeypot Coffer (250 units at AQ100.00).</w:t>
+        <w:t xml:space="preserve">The drop, as a percent of the peak: (31.20 minus 57.80) divided by 57.80, times 100 = ______ percent</w:t>
       </w:r>
     </w:p>
     <w:p>
@@ -951,6 +810,165 @@
         <w:pStyle w:val="Compact"/>
       </w:pPr>
       <w:r>
+        <w:t xml:space="preserve">The climb back, as a percent of the bottom: (57.80 minus 31.20) divided by 31.20, times 100 = ______ percent</w:t>
+      </w:r>
+    </w:p>
+    <w:p>
+      <w:pPr>
+        <w:numPr>
+          <w:ilvl w:val="0"/>
+          <w:numId w:val="1003"/>
+        </w:numPr>
+        <w:pStyle w:val="Compact"/>
+      </w:pPr>
+      <w:r>
+        <w:t xml:space="preserve">Why are the two percents different when the AQ change (26.60) is the same both ways?</w:t>
+      </w:r>
+    </w:p>
+    <w:p>
+      <w:r>
+        <w:br w:type="page"/>
+      </w:r>
+    </w:p>
+    <w:p>
+      <w:pPr>
+        <w:pStyle w:val="Heading2"/>
+      </w:pPr>
+      <w:bookmarkStart w:id="23" w:name="X80984e1f6f8419bec194802f6ca4c80afcfd98e"/>
+      <w:r>
+        <w:t xml:space="preserve">Part B: My own return (alone, from your own screen or ledger)</w:t>
+      </w:r>
+      <w:bookmarkEnd w:id="23"/>
+    </w:p>
+    <w:p>
+      <w:pPr>
+        <w:pStyle w:val="FirstParagraph"/>
+      </w:pPr>
+      <w:r>
+        <w:t xml:space="preserve">My starting value: AQ 25,000</w:t>
+      </w:r>
+    </w:p>
+    <w:p>
+      <w:pPr>
+        <w:pStyle w:val="BodyText"/>
+      </w:pPr>
+      <w:r>
+        <w:t xml:space="preserve">My total fortune right now: AQ __________</w:t>
+      </w:r>
+    </w:p>
+    <w:p>
+      <w:pPr>
+        <w:pStyle w:val="BodyText"/>
+      </w:pPr>
+      <w:r>
+        <w:t xml:space="preserve">Ending minus starting: __________</w:t>
+      </w:r>
+    </w:p>
+    <w:p>
+      <w:pPr>
+        <w:pStyle w:val="BodyText"/>
+      </w:pPr>
+      <w:r>
+        <w:t xml:space="preserve">Divided by starting: __________</w:t>
+      </w:r>
+    </w:p>
+    <w:p>
+      <w:pPr>
+        <w:pStyle w:val="BodyText"/>
+      </w:pPr>
+      <w:r>
+        <w:t xml:space="preserve">Times 100: my percent return so far is __________ percent (circle: gain / loss)</w:t>
+      </w:r>
+    </w:p>
+    <w:p>
+      <w:pPr>
+        <w:pStyle w:val="BodyText"/>
+      </w:pPr>
+      <w:r>
+        <w:t xml:space="preserve">Check it on the calculator: __________ Same? yes / no</w:t>
+      </w:r>
+    </w:p>
+    <w:p>
+      <w:pPr>
+        <w:pStyle w:val="BodyText"/>
+      </w:pPr>
+      <w:r>
+        <w:rPr>
+          <w:b/>
+        </w:rPr>
+        <w:t xml:space="preserve">The venture that hurt me most across the crisis.</w:t>
+      </w:r>
+      <w:r>
+        <w:t xml:space="preserve"> </w:t>
+      </w:r>
+      <w:r>
+        <w:t xml:space="preserve">From your ledger or the price history: the price on Day 5 (before the crisis) and the price on Day 7 (the bottom).</w:t>
+      </w:r>
+    </w:p>
+    <w:p>
+      <w:pPr>
+        <w:pStyle w:val="BodyText"/>
+      </w:pPr>
+      <w:r>
+        <w:t xml:space="preserve">Ticker: ______ Day 5 price: AQ ______ Day 7 price: AQ ______</w:t>
+      </w:r>
+    </w:p>
+    <w:p>
+      <w:pPr>
+        <w:pStyle w:val="BodyText"/>
+      </w:pPr>
+      <w:r>
+        <w:t xml:space="preserve">(Day 7 minus Day 5) divided by Day 5, times 100 = ______ percent</w:t>
+      </w:r>
+    </w:p>
+    <w:p>
+      <w:pPr>
+        <w:pStyle w:val="Heading2"/>
+      </w:pPr>
+      <w:bookmarkStart w:id="24" w:name="X437b9be5bdb2bb1b03459abb37c4237c1732ae6"/>
+      <w:r>
+        <w:t xml:space="preserve">Part C: A safe portfolio and a risky portfolio over the same eight days (pairs)</w:t>
+      </w:r>
+      <w:bookmarkEnd w:id="24"/>
+    </w:p>
+    <w:p>
+      <w:pPr>
+        <w:pStyle w:val="FirstParagraph"/>
+      </w:pPr>
+      <w:r>
+        <w:t xml:space="preserve">Three merchants bought on Day 1 and never traded again. The values below are their total fortune on three days: the peak (Day 5, right before the crisis), the bottom (Day 7), and today (Day 8, recovery). These are example prices; your class’s live prices will differ.</w:t>
+      </w:r>
+    </w:p>
+    <w:p>
+      <w:pPr>
+        <w:numPr>
+          <w:ilvl w:val="0"/>
+          <w:numId w:val="1004"/>
+        </w:numPr>
+        <w:pStyle w:val="Compact"/>
+      </w:pPr>
+      <w:r>
+        <w:rPr>
+          <w:b/>
+        </w:rPr>
+        <w:t xml:space="preserve">Safe:</w:t>
+      </w:r>
+      <w:r>
+        <w:t xml:space="preserve"> </w:t>
+      </w:r>
+      <w:r>
+        <w:t xml:space="preserve">all AQ25,000 in the Honeypot Coffer (250 units at AQ100.00).</w:t>
+      </w:r>
+    </w:p>
+    <w:p>
+      <w:pPr>
+        <w:numPr>
+          <w:ilvl w:val="0"/>
+          <w:numId w:val="1004"/>
+        </w:numPr>
+        <w:pStyle w:val="Compact"/>
+      </w:pPr>
+      <w:r>
         <w:rPr>
           <w:b/>
         </w:rPr>
@@ -967,7 +985,7 @@
       <w:pPr>
         <w:numPr>
           <w:ilvl w:val="0"/>
-          <w:numId w:val="1003"/>
+          <w:numId w:val="1004"/>
         </w:numPr>
         <w:pStyle w:val="Compact"/>
       </w:pPr>
@@ -1373,42 +1391,12 @@
       <w:pPr>
         <w:numPr>
           <w:ilvl w:val="0"/>
-          <w:numId w:val="1004"/>
-        </w:numPr>
-        <w:pStyle w:val="Compact"/>
-      </w:pPr>
-      <w:r>
-        <w:t xml:space="preserve">At the peak, which portfolio looked smartest? At the bottom? Today?</w:t>
-      </w:r>
-    </w:p>
-    <w:p>
-      <w:r>
-        <w:br w:type="page"/>
-      </w:r>
-    </w:p>
-    <w:p>
-      <w:pPr>
-        <w:numPr>
-          <w:ilvl w:val="0"/>
           <w:numId w:val="1005"/>
         </w:numPr>
         <w:pStyle w:val="Compact"/>
       </w:pPr>
       <w:r>
-        <w:t xml:space="preserve">Which portfolio would you rather have held for these eight days, and better for what (money for college in ten years, or rent next month)? Circle one and give a number.</w:t>
-      </w:r>
-    </w:p>
-    <w:p>
-      <w:pPr>
-        <w:pStyle w:val="FirstParagraph"/>
-      </w:pPr>
-      <w:r>
-        <w:t xml:space="preserve">Safe / Risky / Mixed. Because:</w:t>
-      </w:r>
-    </w:p>
-    <w:p>
-      <w:r>
-        <w:br w:type="page"/>
+        <w:t xml:space="preserve">At the peak, which portfolio looked smartest? At the bottom? Today?</w:t>
       </w:r>
     </w:p>
     <w:p>
@@ -1421,6 +1409,36 @@
         <w:numPr>
           <w:ilvl w:val="0"/>
           <w:numId w:val="1006"/>
+        </w:numPr>
+        <w:pStyle w:val="Compact"/>
+      </w:pPr>
+      <w:r>
+        <w:t xml:space="preserve">Which portfolio would you rather have held for these eight days, and better for what (money for college in ten years, or rent next month)? Circle one and give a number.</w:t>
+      </w:r>
+    </w:p>
+    <w:p>
+      <w:pPr>
+        <w:pStyle w:val="FirstParagraph"/>
+      </w:pPr>
+      <w:r>
+        <w:t xml:space="preserve">Safe / Risky / Mixed. Because:</w:t>
+      </w:r>
+    </w:p>
+    <w:p>
+      <w:r>
+        <w:br w:type="page"/>
+      </w:r>
+    </w:p>
+    <w:p>
+      <w:r>
+        <w:br w:type="page"/>
+      </w:r>
+    </w:p>
+    <w:p>
+      <w:pPr>
+        <w:numPr>
+          <w:ilvl w:val="0"/>
+          <w:numId w:val="1007"/>
         </w:numPr>
         <w:pStyle w:val="Compact"/>
       </w:pPr>
@@ -1615,120 +1633,8 @@
       </w:pPr>
     </w:lvl>
   </w:abstractNum>
-  <w:abstractNum w:abstractNumId="99417">
+  <w:abstractNum w:abstractNumId="991">
     <w:nsid w:val="ea454b4c"/>
-    <w:multiLevelType w:val="multilevel"/>
-    <w:lvl w:ilvl="0">
-      <w:start w:val="7"/>
-      <w:numFmt w:val="decimal"/>
-      <w:lvlText w:val="%1."/>
-      <w:lvlJc w:val="left"/>
-      <w:pPr>
-        <w:tabs>
-          <w:tab w:val="num" w:pos="0"/>
-        </w:tabs>
-        <w:ind w:left="480" w:hanging="480"/>
-      </w:pPr>
-    </w:lvl>
-    <w:lvl w:ilvl="1">
-      <w:start w:val="7"/>
-      <w:numFmt w:val="decimal"/>
-      <w:lvlText w:val="%2."/>
-      <w:lvlJc w:val="left"/>
-      <w:pPr>
-        <w:tabs>
-          <w:tab w:val="num" w:pos="720"/>
-        </w:tabs>
-        <w:ind w:left="1200" w:hanging="480"/>
-      </w:pPr>
-    </w:lvl>
-    <w:lvl w:ilvl="2">
-      <w:start w:val="7"/>
-      <w:numFmt w:val="decimal"/>
-      <w:lvlText w:val="%3."/>
-      <w:lvlJc w:val="left"/>
-      <w:pPr>
-        <w:tabs>
-          <w:tab w:val="num" w:pos="1440"/>
-        </w:tabs>
-        <w:ind w:left="1920" w:hanging="480"/>
-      </w:pPr>
-    </w:lvl>
-    <w:lvl w:ilvl="3">
-      <w:start w:val="7"/>
-      <w:numFmt w:val="decimal"/>
-      <w:lvlText w:val="%4."/>
-      <w:lvlJc w:val="left"/>
-      <w:pPr>
-        <w:tabs>
-          <w:tab w:val="num" w:pos="2160"/>
-        </w:tabs>
-        <w:ind w:left="2640" w:hanging="480"/>
-      </w:pPr>
-    </w:lvl>
-    <w:lvl w:ilvl="4">
-      <w:start w:val="7"/>
-      <w:numFmt w:val="decimal"/>
-      <w:lvlText w:val="%5."/>
-      <w:lvlJc w:val="left"/>
-      <w:pPr>
-        <w:tabs>
-          <w:tab w:val="num" w:pos="2880"/>
-        </w:tabs>
-        <w:ind w:left="3360" w:hanging="480"/>
-      </w:pPr>
-    </w:lvl>
-    <w:lvl w:ilvl="5">
-      <w:start w:val="7"/>
-      <w:numFmt w:val="decimal"/>
-      <w:lvlText w:val="%6."/>
-      <w:lvlJc w:val="left"/>
-      <w:pPr>
-        <w:tabs>
-          <w:tab w:val="num" w:pos="3600"/>
-        </w:tabs>
-        <w:ind w:left="4080" w:hanging="480"/>
-      </w:pPr>
-    </w:lvl>
-    <w:lvl w:ilvl="6">
-      <w:start w:val="7"/>
-      <w:numFmt w:val="decimal"/>
-      <w:lvlText w:val="%7."/>
-      <w:lvlJc w:val="left"/>
-      <w:pPr>
-        <w:tabs>
-          <w:tab w:val="num" w:pos="4320"/>
-        </w:tabs>
-        <w:ind w:left="4800" w:hanging="480"/>
-      </w:pPr>
-    </w:lvl>
-    <w:lvl w:ilvl="7">
-      <w:start w:val="7"/>
-      <w:numFmt w:val="decimal"/>
-      <w:lvlText w:val="%8."/>
-      <w:lvlJc w:val="left"/>
-      <w:pPr>
-        <w:tabs>
-          <w:tab w:val="num" w:pos="5040"/>
-        </w:tabs>
-        <w:ind w:left="5520" w:hanging="480"/>
-      </w:pPr>
-    </w:lvl>
-    <w:lvl w:ilvl="8">
-      <w:start w:val="7"/>
-      <w:numFmt w:val="decimal"/>
-      <w:lvlText w:val="%9."/>
-      <w:lvlJc w:val="left"/>
-      <w:pPr>
-        <w:tabs>
-          <w:tab w:val="num" w:pos="5760"/>
-        </w:tabs>
-        <w:ind w:left="6240" w:hanging="480"/>
-      </w:pPr>
-    </w:lvl>
-  </w:abstractNum>
-  <w:abstractNum w:abstractNumId="991">
-    <w:nsid w:val="71315dca"/>
     <w:multiLevelType w:val="multilevel"/>
     <w:lvl w:ilvl="0">
       <w:numFmt w:val="bullet"/>
@@ -1821,6 +1727,118 @@
     <w:lvl w:ilvl="8">
       <w:numFmt w:val="bullet"/>
       <w:lvlText w:val="•"/>
+      <w:lvlJc w:val="left"/>
+      <w:pPr>
+        <w:tabs>
+          <w:tab w:val="num" w:pos="5760"/>
+        </w:tabs>
+        <w:ind w:left="6240" w:hanging="480"/>
+      </w:pPr>
+    </w:lvl>
+  </w:abstractNum>
+  <w:abstractNum w:abstractNumId="99417">
+    <w:nsid w:val="71315dca"/>
+    <w:multiLevelType w:val="multilevel"/>
+    <w:lvl w:ilvl="0">
+      <w:start w:val="7"/>
+      <w:numFmt w:val="decimal"/>
+      <w:lvlText w:val="%1."/>
+      <w:lvlJc w:val="left"/>
+      <w:pPr>
+        <w:tabs>
+          <w:tab w:val="num" w:pos="0"/>
+        </w:tabs>
+        <w:ind w:left="480" w:hanging="480"/>
+      </w:pPr>
+    </w:lvl>
+    <w:lvl w:ilvl="1">
+      <w:start w:val="7"/>
+      <w:numFmt w:val="decimal"/>
+      <w:lvlText w:val="%2."/>
+      <w:lvlJc w:val="left"/>
+      <w:pPr>
+        <w:tabs>
+          <w:tab w:val="num" w:pos="720"/>
+        </w:tabs>
+        <w:ind w:left="1200" w:hanging="480"/>
+      </w:pPr>
+    </w:lvl>
+    <w:lvl w:ilvl="2">
+      <w:start w:val="7"/>
+      <w:numFmt w:val="decimal"/>
+      <w:lvlText w:val="%3."/>
+      <w:lvlJc w:val="left"/>
+      <w:pPr>
+        <w:tabs>
+          <w:tab w:val="num" w:pos="1440"/>
+        </w:tabs>
+        <w:ind w:left="1920" w:hanging="480"/>
+      </w:pPr>
+    </w:lvl>
+    <w:lvl w:ilvl="3">
+      <w:start w:val="7"/>
+      <w:numFmt w:val="decimal"/>
+      <w:lvlText w:val="%4."/>
+      <w:lvlJc w:val="left"/>
+      <w:pPr>
+        <w:tabs>
+          <w:tab w:val="num" w:pos="2160"/>
+        </w:tabs>
+        <w:ind w:left="2640" w:hanging="480"/>
+      </w:pPr>
+    </w:lvl>
+    <w:lvl w:ilvl="4">
+      <w:start w:val="7"/>
+      <w:numFmt w:val="decimal"/>
+      <w:lvlText w:val="%5."/>
+      <w:lvlJc w:val="left"/>
+      <w:pPr>
+        <w:tabs>
+          <w:tab w:val="num" w:pos="2880"/>
+        </w:tabs>
+        <w:ind w:left="3360" w:hanging="480"/>
+      </w:pPr>
+    </w:lvl>
+    <w:lvl w:ilvl="5">
+      <w:start w:val="7"/>
+      <w:numFmt w:val="decimal"/>
+      <w:lvlText w:val="%6."/>
+      <w:lvlJc w:val="left"/>
+      <w:pPr>
+        <w:tabs>
+          <w:tab w:val="num" w:pos="3600"/>
+        </w:tabs>
+        <w:ind w:left="4080" w:hanging="480"/>
+      </w:pPr>
+    </w:lvl>
+    <w:lvl w:ilvl="6">
+      <w:start w:val="7"/>
+      <w:numFmt w:val="decimal"/>
+      <w:lvlText w:val="%7."/>
+      <w:lvlJc w:val="left"/>
+      <w:pPr>
+        <w:tabs>
+          <w:tab w:val="num" w:pos="4320"/>
+        </w:tabs>
+        <w:ind w:left="4800" w:hanging="480"/>
+      </w:pPr>
+    </w:lvl>
+    <w:lvl w:ilvl="7">
+      <w:start w:val="7"/>
+      <w:numFmt w:val="decimal"/>
+      <w:lvlText w:val="%8."/>
+      <w:lvlJc w:val="left"/>
+      <w:pPr>
+        <w:tabs>
+          <w:tab w:val="num" w:pos="5040"/>
+        </w:tabs>
+        <w:ind w:left="5520" w:hanging="480"/>
+      </w:pPr>
+    </w:lvl>
+    <w:lvl w:ilvl="8">
+      <w:start w:val="7"/>
+      <w:numFmt w:val="decimal"/>
+      <w:lvlText w:val="%9."/>
       <w:lvlJc w:val="left"/>
       <w:pPr>
         <w:tabs>
@@ -2170,6 +2188,9 @@
     <w:abstractNumId w:val="990"/>
   </w:num>
   <w:num w:numId="1001">
+    <w:abstractNumId w:val="991"/>
+  </w:num>
+  <w:num w:numId="1002">
     <w:abstractNumId w:val="99417"/>
     <w:lvlOverride w:ilvl="0">
       <w:startOverride w:val="7"/>
@@ -2198,14 +2219,14 @@
     <w:lvlOverride w:ilvl="8">
       <w:startOverride w:val="7"/>
     </w:lvlOverride>
-  </w:num>
-  <w:num w:numId="1002">
-    <w:abstractNumId w:val="991"/>
   </w:num>
   <w:num w:numId="1003">
     <w:abstractNumId w:val="991"/>
   </w:num>
   <w:num w:numId="1004">
+    <w:abstractNumId w:val="991"/>
+  </w:num>
+  <w:num w:numId="1005">
     <w:abstractNumId w:val="99418"/>
     <w:lvlOverride w:ilvl="0">
       <w:startOverride w:val="8"/>
@@ -2235,7 +2256,7 @@
       <w:startOverride w:val="8"/>
     </w:lvlOverride>
   </w:num>
-  <w:num w:numId="1005">
+  <w:num w:numId="1006">
     <w:abstractNumId w:val="99419"/>
     <w:lvlOverride w:ilvl="0">
       <w:startOverride w:val="9"/>
@@ -2265,7 +2286,7 @@
       <w:startOverride w:val="9"/>
     </w:lvlOverride>
   </w:num>
-  <w:num w:numId="1006">
+  <w:num w:numId="1007">
     <w:abstractNumId w:val="994110"/>
     <w:lvlOverride w:ilvl="0">
       <w:startOverride w:val="10"/>
